--- a/manuscript_v6/01_manuscript/Manuscript_v6.docx
+++ b/manuscript_v6/01_manuscript/Manuscript_v6.docx
@@ -8520,7 +8520,7 @@
           <w:b w:val="0"/>
           <w:i w:val="0"/>
         </w:rPr>
-        <w:t xml:space="preserve"> The reported analyses are archived with the source code and derived results in release v1.4 at the fixed version DOI &lt;https://doi.org/10.5281/zenodo.23618746&gt;; the source repository is &lt;https://github.com/wang359826/topology-holdout-support-audit&gt;. The release includes the original analyses, six follow-up experiments (SI-I), tie and candidate-bootstrap audits, and feature-subsampling sensitivity. The files supplied with this submission are a submission revision built upon v1.4, including text and diagnostic-tool corrections; these revisions are not yet archived as a new public release. The concept DOI &lt;https://doi.org/10.5281/zenodo.23415179&gt; links the version series, while &lt;https://doi.org/10.5281/zenodo.23434268&gt; identifies the earlier v1.3 release containing the original analyses only. </w:t>
+        <w:t xml:space="preserve"> The reported analyses are archived with the source code and derived results in release v1.4 at the fixed version DOI &lt;https://doi.org/10.5281/zenodo.23618746&gt;; the source repository is &lt;https://github.com/wang359826/topology-holdout-support-audit&gt;. The release includes the original analyses, six follow-up experiments (SI-I), tie and candidate-bootstrap audits, and feature-subsampling sensitivity. The corrected submission code and diagnostic tools are publicly available at GitHub commit 80bd0bc: &lt;https://github.com/wang359826/topology-holdout-support-audit/tree/80bd0bc1046cedd3f8eb7069c1bc1acc8b0a5dc7&gt;. This version retains the archived scientific results and corrects the diagnostic implementation and verification workflow. The concept DOI &lt;https://doi.org/10.5281/zenodo.23415179&gt; links the version series, while &lt;https://doi.org/10.5281/zenodo.23434268&gt; identifies the earlier v1.3 release containing the original analyses only. </w:t>
       </w:r>
       <w:r>
         <w:rPr>
